--- a/抽離教學_數學/初三數學/融合班講義練習/公式紙/公式紙_初三數學_04_分式方程無理方程與二元二次方程組.docx
+++ b/抽離教學_數學/初三數學/融合班講義練習/公式紙/公式紙_初三數學_04_分式方程無理方程與二元二次方程組.docx
@@ -228,7 +228,7 @@
                 <w:sz w:val="22"/>
                 <w:szCs w:val="22"/>
               </w:rPr>
-              <w:t xml:space="preserve">解法步驟</w:t>
+              <w:t xml:space="preserve">分式方程（去分母）</w:t>
             </w:r>
           </w:p>
         </w:tc>
@@ -248,14 +248,122 @@
               <w:spacing w:before="0" w:after="0" w:line="240" w:lineRule="auto"/>
               <w:jc w:val="center"/>
             </w:pPr>
+            <m:oMath>
+              <m:f>
+                <m:num>
+                  <m:r>
+                    <w:rPr>
+                      <w:sz w:val="24"/>
+                      <w:szCs w:val="24"/>
+                    </w:rPr>
+                    <m:t xml:space="preserve">a</m:t>
+                  </m:r>
+                </m:num>
+                <m:den>
+                  <m:r>
+                    <w:rPr>
+                      <w:sz w:val="24"/>
+                      <w:szCs w:val="24"/>
+                    </w:rPr>
+                    <m:t xml:space="preserve">x</m:t>
+                  </m:r>
+                </m:den>
+              </m:f>
+              <m:r>
+                <w:rPr>
+                  <w:sz w:val="24"/>
+                  <w:szCs w:val="24"/>
+                </w:rPr>
+                <m:t xml:space="preserve">=</m:t>
+              </m:r>
+              <m:r>
+                <w:rPr>
+                  <w:sz w:val="24"/>
+                  <w:szCs w:val="24"/>
+                </w:rPr>
+                <m:t xml:space="preserve">x</m:t>
+              </m:r>
+              <m:r>
+                <w:rPr>
+                  <w:sz w:val="24"/>
+                  <w:szCs w:val="24"/>
+                </w:rPr>
+                <m:t xml:space="preserve">−</m:t>
+              </m:r>
+              <m:r>
+                <w:rPr>
+                  <w:sz w:val="24"/>
+                  <w:szCs w:val="24"/>
+                </w:rPr>
+                <m:t xml:space="preserve">b</m:t>
+              </m:r>
+            </m:oMath>
             <w:r>
               <w:rPr>
                 <w:rFonts w:ascii="Calibri" w:hAnsi="Calibri" w:eastAsia="微軟正黑體"/>
                 <w:sz w:val="24"/>
                 <w:szCs w:val="24"/>
               </w:rPr>
-              <w:t xml:space="preserve">去分母（兩邊乘最簡公分母）→ 化成整式方程 → 解 → 驗根</w:t>
-            </w:r>
+              <w:t xml:space="preserve"> → 兩邊乘 x → </w:t>
+            </w:r>
+            <m:oMath>
+              <m:r>
+                <w:rPr>
+                  <w:sz w:val="24"/>
+                  <w:szCs w:val="24"/>
+                </w:rPr>
+                <m:t xml:space="preserve">a</m:t>
+              </m:r>
+              <m:r>
+                <w:rPr>
+                  <w:sz w:val="24"/>
+                  <w:szCs w:val="24"/>
+                </w:rPr>
+                <m:t xml:space="preserve">=</m:t>
+              </m:r>
+              <m:r>
+                <w:rPr>
+                  <w:sz w:val="24"/>
+                  <w:szCs w:val="24"/>
+                </w:rPr>
+                <m:t xml:space="preserve">x</m:t>
+              </m:r>
+              <m:r>
+                <w:rPr>
+                  <w:sz w:val="24"/>
+                  <w:szCs w:val="24"/>
+                </w:rPr>
+                <m:t xml:space="preserve">(</m:t>
+              </m:r>
+              <m:r>
+                <w:rPr>
+                  <w:sz w:val="24"/>
+                  <w:szCs w:val="24"/>
+                </w:rPr>
+                <m:t xml:space="preserve">x</m:t>
+              </m:r>
+              <m:r>
+                <w:rPr>
+                  <w:sz w:val="24"/>
+                  <w:szCs w:val="24"/>
+                </w:rPr>
+                <m:t xml:space="preserve">−</m:t>
+              </m:r>
+              <m:r>
+                <w:rPr>
+                  <w:sz w:val="24"/>
+                  <w:szCs w:val="24"/>
+                </w:rPr>
+                <m:t xml:space="preserve">b</m:t>
+              </m:r>
+              <m:r>
+                <w:rPr>
+                  <w:sz w:val="24"/>
+                  <w:szCs w:val="24"/>
+                </w:rPr>
+                <m:t xml:space="preserve">)</m:t>
+              </m:r>
+            </m:oMath>
           </w:p>
         </w:tc>
         <w:tc>
@@ -281,7 +389,7 @@
                 <w:sz w:val="20"/>
                 <w:szCs w:val="20"/>
               </w:rPr>
-              <w:t xml:space="preserve">一定要驗根！使分母為 0 的值是增根，必須捨去</w:t>
+              <w:t xml:space="preserve">解出的根要代回原方程的分母檢查；令分母＝0 的解是增根，須捨去</w:t>
             </w:r>
           </w:p>
         </w:tc>
@@ -445,7 +553,7 @@
                 <w:sz w:val="22"/>
                 <w:szCs w:val="22"/>
               </w:rPr>
-              <w:t xml:space="preserve">解法步驟</w:t>
+              <w:t xml:space="preserve">無理方程（平方去根號）</w:t>
             </w:r>
           </w:p>
         </w:tc>
@@ -465,14 +573,109 @@
               <w:spacing w:before="0" w:after="0" w:line="240" w:lineRule="auto"/>
               <w:jc w:val="center"/>
             </w:pPr>
+            <m:oMath>
+              <m:rad>
+                <m:radPr>
+                  <m:degHide m:val="1"/>
+                </m:radPr>
+                <m:deg/>
+                <m:e>
+                  <m:r>
+                    <w:rPr>
+                      <w:sz w:val="24"/>
+                      <w:szCs w:val="24"/>
+                    </w:rPr>
+                    <m:t xml:space="preserve">a</m:t>
+                  </m:r>
+                  <m:r>
+                    <w:rPr>
+                      <w:sz w:val="24"/>
+                      <w:szCs w:val="24"/>
+                    </w:rPr>
+                    <m:t xml:space="preserve">+</m:t>
+                  </m:r>
+                  <m:r>
+                    <w:rPr>
+                      <w:sz w:val="24"/>
+                      <w:szCs w:val="24"/>
+                    </w:rPr>
+                    <m:t xml:space="preserve">x</m:t>
+                  </m:r>
+                </m:e>
+              </m:rad>
+              <m:r>
+                <w:rPr>
+                  <w:sz w:val="24"/>
+                  <w:szCs w:val="24"/>
+                </w:rPr>
+                <m:t xml:space="preserve">=</m:t>
+              </m:r>
+              <m:r>
+                <w:rPr>
+                  <w:sz w:val="24"/>
+                  <w:szCs w:val="24"/>
+                </w:rPr>
+                <m:t xml:space="preserve">x</m:t>
+              </m:r>
+            </m:oMath>
             <w:r>
               <w:rPr>
                 <w:rFonts w:ascii="Calibri" w:hAnsi="Calibri" w:eastAsia="微軟正黑體"/>
                 <w:sz w:val="24"/>
                 <w:szCs w:val="24"/>
               </w:rPr>
-              <w:t xml:space="preserve">使根號單獨在一邊 → 兩邊平方 → 化成整式方程 → 解 → 驗根</w:t>
-            </w:r>
+              <w:t xml:space="preserve"> → 兩邊平方 → </w:t>
+            </w:r>
+            <m:oMath>
+              <m:r>
+                <w:rPr>
+                  <w:sz w:val="24"/>
+                  <w:szCs w:val="24"/>
+                </w:rPr>
+                <m:t xml:space="preserve">a</m:t>
+              </m:r>
+              <m:r>
+                <w:rPr>
+                  <w:sz w:val="24"/>
+                  <w:szCs w:val="24"/>
+                </w:rPr>
+                <m:t xml:space="preserve">+</m:t>
+              </m:r>
+              <m:r>
+                <w:rPr>
+                  <w:sz w:val="24"/>
+                  <w:szCs w:val="24"/>
+                </w:rPr>
+                <m:t xml:space="preserve">x</m:t>
+              </m:r>
+              <m:r>
+                <w:rPr>
+                  <w:sz w:val="24"/>
+                  <w:szCs w:val="24"/>
+                </w:rPr>
+                <m:t xml:space="preserve">=</m:t>
+              </m:r>
+              <m:sSup>
+                <m:e>
+                  <m:r>
+                    <w:rPr>
+                      <w:sz w:val="24"/>
+                      <w:szCs w:val="24"/>
+                    </w:rPr>
+                    <m:t xml:space="preserve">x</m:t>
+                  </m:r>
+                </m:e>
+                <m:sup>
+                  <m:r>
+                    <w:rPr>
+                      <w:sz w:val="24"/>
+                      <w:szCs w:val="24"/>
+                    </w:rPr>
+                    <m:t xml:space="preserve">2</m:t>
+                  </m:r>
+                </m:sup>
+              </m:sSup>
+            </m:oMath>
           </w:p>
         </w:tc>
         <w:tc>
@@ -498,7 +701,7 @@
                 <w:sz w:val="20"/>
                 <w:szCs w:val="20"/>
               </w:rPr>
-              <w:t xml:space="preserve">一定要驗根！平方會產生增根，代回原方程不符的解要捨去</w:t>
+              <w:t xml:space="preserve">平方前先讓根號單獨在一邊；驗根時代入比對左右兩邊，根號結果不可為負，不相等要捨去</w:t>
             </w:r>
           </w:p>
         </w:tc>
@@ -682,14 +885,213 @@
               <w:spacing w:before="0" w:after="0" w:line="240" w:lineRule="auto"/>
               <w:jc w:val="center"/>
             </w:pPr>
+            <m:oMath>
+              <m:r>
+                <w:rPr>
+                  <w:sz w:val="24"/>
+                  <w:szCs w:val="24"/>
+                </w:rPr>
+                <m:t xml:space="preserve">y</m:t>
+              </m:r>
+              <m:r>
+                <w:rPr>
+                  <w:sz w:val="24"/>
+                  <w:szCs w:val="24"/>
+                </w:rPr>
+                <m:t xml:space="preserve">=</m:t>
+              </m:r>
+              <m:r>
+                <w:rPr>
+                  <w:sz w:val="24"/>
+                  <w:szCs w:val="24"/>
+                </w:rPr>
+                <m:t xml:space="preserve">x</m:t>
+              </m:r>
+              <m:r>
+                <w:rPr>
+                  <w:sz w:val="24"/>
+                  <w:szCs w:val="24"/>
+                </w:rPr>
+                <m:t xml:space="preserve">+</m:t>
+              </m:r>
+              <m:r>
+                <w:rPr>
+                  <w:sz w:val="24"/>
+                  <w:szCs w:val="24"/>
+                </w:rPr>
+                <m:t xml:space="preserve">1</m:t>
+              </m:r>
+            </m:oMath>
             <w:r>
               <w:rPr>
                 <w:rFonts w:ascii="Calibri" w:hAnsi="Calibri" w:eastAsia="微軟正黑體"/>
                 <w:sz w:val="24"/>
                 <w:szCs w:val="24"/>
               </w:rPr>
-              <w:t xml:space="preserve">由一次方程解出一個未知數，代入另一式 → 化成一元二次方程 → 解</w:t>
-            </w:r>
+              <w:t xml:space="preserve"> 與 </w:t>
+            </w:r>
+            <m:oMath>
+              <m:sSup>
+                <m:e>
+                  <m:r>
+                    <w:rPr>
+                      <w:sz w:val="24"/>
+                      <w:szCs w:val="24"/>
+                    </w:rPr>
+                    <m:t xml:space="preserve">x</m:t>
+                  </m:r>
+                </m:e>
+                <m:sup>
+                  <m:r>
+                    <w:rPr>
+                      <w:sz w:val="24"/>
+                      <w:szCs w:val="24"/>
+                    </w:rPr>
+                    <m:t xml:space="preserve">2</m:t>
+                  </m:r>
+                </m:sup>
+              </m:sSup>
+              <m:r>
+                <w:rPr>
+                  <w:sz w:val="24"/>
+                  <w:szCs w:val="24"/>
+                </w:rPr>
+                <m:t xml:space="preserve">+</m:t>
+              </m:r>
+              <m:sSup>
+                <m:e>
+                  <m:r>
+                    <w:rPr>
+                      <w:sz w:val="24"/>
+                      <w:szCs w:val="24"/>
+                    </w:rPr>
+                    <m:t xml:space="preserve">y</m:t>
+                  </m:r>
+                </m:e>
+                <m:sup>
+                  <m:r>
+                    <w:rPr>
+                      <w:sz w:val="24"/>
+                      <w:szCs w:val="24"/>
+                    </w:rPr>
+                    <m:t xml:space="preserve">2</m:t>
+                  </m:r>
+                </m:sup>
+              </m:sSup>
+              <m:r>
+                <w:rPr>
+                  <w:sz w:val="24"/>
+                  <w:szCs w:val="24"/>
+                </w:rPr>
+                <m:t xml:space="preserve">=</m:t>
+              </m:r>
+              <m:r>
+                <w:rPr>
+                  <w:sz w:val="24"/>
+                  <w:szCs w:val="24"/>
+                </w:rPr>
+                <m:t xml:space="preserve">25</m:t>
+              </m:r>
+            </m:oMath>
+            <w:r>
+              <w:rPr>
+                <w:rFonts w:ascii="Calibri" w:hAnsi="Calibri" w:eastAsia="微軟正黑體"/>
+                <w:sz w:val="24"/>
+                <w:szCs w:val="24"/>
+              </w:rPr>
+              <w:t xml:space="preserve"> → 代入 → </w:t>
+            </w:r>
+            <m:oMath>
+              <m:sSup>
+                <m:e>
+                  <m:r>
+                    <w:rPr>
+                      <w:sz w:val="24"/>
+                      <w:szCs w:val="24"/>
+                    </w:rPr>
+                    <m:t xml:space="preserve">x</m:t>
+                  </m:r>
+                </m:e>
+                <m:sup>
+                  <m:r>
+                    <w:rPr>
+                      <w:sz w:val="24"/>
+                      <w:szCs w:val="24"/>
+                    </w:rPr>
+                    <m:t xml:space="preserve">2</m:t>
+                  </m:r>
+                </m:sup>
+              </m:sSup>
+              <m:r>
+                <w:rPr>
+                  <w:sz w:val="24"/>
+                  <w:szCs w:val="24"/>
+                </w:rPr>
+                <m:t xml:space="preserve">+</m:t>
+              </m:r>
+              <m:sSup>
+                <m:e>
+                  <m:r>
+                    <w:rPr>
+                      <w:sz w:val="24"/>
+                      <w:szCs w:val="24"/>
+                    </w:rPr>
+                    <m:t xml:space="preserve">(</m:t>
+                  </m:r>
+                  <m:r>
+                    <w:rPr>
+                      <w:sz w:val="24"/>
+                      <w:szCs w:val="24"/>
+                    </w:rPr>
+                    <m:t xml:space="preserve">x</m:t>
+                  </m:r>
+                  <m:r>
+                    <w:rPr>
+                      <w:sz w:val="24"/>
+                      <w:szCs w:val="24"/>
+                    </w:rPr>
+                    <m:t xml:space="preserve">+</m:t>
+                  </m:r>
+                  <m:r>
+                    <w:rPr>
+                      <w:sz w:val="24"/>
+                      <w:szCs w:val="24"/>
+                    </w:rPr>
+                    <m:t xml:space="preserve">1</m:t>
+                  </m:r>
+                  <m:r>
+                    <w:rPr>
+                      <w:sz w:val="24"/>
+                      <w:szCs w:val="24"/>
+                    </w:rPr>
+                    <m:t xml:space="preserve">)</m:t>
+                  </m:r>
+                </m:e>
+                <m:sup>
+                  <m:r>
+                    <w:rPr>
+                      <w:sz w:val="24"/>
+                      <w:szCs w:val="24"/>
+                    </w:rPr>
+                    <m:t xml:space="preserve">2</m:t>
+                  </m:r>
+                </m:sup>
+              </m:sSup>
+              <m:r>
+                <w:rPr>
+                  <w:sz w:val="24"/>
+                  <w:szCs w:val="24"/>
+                </w:rPr>
+                <m:t xml:space="preserve">=</m:t>
+              </m:r>
+              <m:r>
+                <w:rPr>
+                  <w:sz w:val="24"/>
+                  <w:szCs w:val="24"/>
+                </w:rPr>
+                <m:t xml:space="preserve">25</m:t>
+              </m:r>
+            </m:oMath>
           </w:p>
         </w:tc>
         <w:tc>
@@ -715,7 +1117,7 @@
                 <w:sz w:val="20"/>
                 <w:szCs w:val="20"/>
               </w:rPr>
-              <w:t xml:space="preserve">每求出一個 x，代回求對應的 y；答案要成對寫出</w:t>
+              <w:t xml:space="preserve">先由一次方程解出一個未知數，代入二次方程；每個解都要回代，答案要成對寫 (x,y)</w:t>
             </w:r>
           </w:p>
         </w:tc>
@@ -760,7 +1162,7 @@
         <w:sz w:val="18"/>
         <w:color w:val="666666"/>
       </w:rPr>
-      <w:t xml:space="preserve">初三數學科　公式參考紙　分式方程・無理方程・二元二次方程組　第 </w:t>
+      <w:t xml:space="preserve">初三數學科　　公式參考紙　第 </w:t>
     </w:r>
     <w:fldSimple w:instr=" PAGE ">
       <w:r>
